--- a/LAB8_SOF1022_TB01904.docx
+++ b/LAB8_SOF1022_TB01904.docx
@@ -49,10 +49,17 @@
     </w:p>
     <w:p>
       <w:pPr>
-        <w:rPr/>
-      </w:pPr>
-      <w:r>
-        <w:rPr>
+        <w:rPr>
+          <w:color w:val="ff0000"/>
+          <w:sz w:val="28"/>
+          <w:szCs w:val="28"/>
+        </w:rPr>
+      </w:pPr>
+      <w:r>
+        <w:rPr>
+          <w:color w:val="ff0000"/>
+          <w:sz w:val="28"/>
+          <w:szCs w:val="28"/>
           <w:rtl w:val="0"/>
         </w:rPr>
         <w:t xml:space="preserve">USE CASE CHI TIẾT</w:t>
@@ -66,14 +73,14 @@
         <w:rPr/>
         <w:drawing>
           <wp:inline distB="114300" distT="114300" distL="114300" distR="114300">
-            <wp:extent cx="5731200" cy="3886200"/>
+            <wp:extent cx="5731200" cy="3860800"/>
             <wp:effectExtent b="0" l="0" r="0" t="0"/>
-            <wp:docPr id="1" name="image1.png"/>
+            <wp:docPr id="11" name="image8.png"/>
             <a:graphic>
               <a:graphicData uri="http://schemas.openxmlformats.org/drawingml/2006/picture">
                 <pic:pic>
                   <pic:nvPicPr>
-                    <pic:cNvPr id="0" name="image1.png"/>
+                    <pic:cNvPr id="0" name="image8.png"/>
                     <pic:cNvPicPr preferRelativeResize="0"/>
                   </pic:nvPicPr>
                   <pic:blipFill>
@@ -86,7 +93,740 @@
                   <pic:spPr>
                     <a:xfrm>
                       <a:off x="0" y="0"/>
-                      <a:ext cx="5731200" cy="3886200"/>
+                      <a:ext cx="5731200" cy="3860800"/>
+                    </a:xfrm>
+                    <a:prstGeom prst="rect"/>
+                    <a:ln/>
+                  </pic:spPr>
+                </pic:pic>
+              </a:graphicData>
+            </a:graphic>
+          </wp:inline>
+        </w:drawing>
+      </w:r>
+      <w:r>
+        <w:rPr>
+          <w:rtl w:val="0"/>
+        </w:rPr>
+      </w:r>
+    </w:p>
+    <w:p>
+      <w:pPr>
+        <w:rPr/>
+      </w:pPr>
+      <w:r>
+        <w:rPr>
+          <w:rtl w:val="0"/>
+        </w:rPr>
+      </w:r>
+    </w:p>
+    <w:p>
+      <w:pPr>
+        <w:rPr>
+          <w:color w:val="ff0000"/>
+          <w:sz w:val="28"/>
+          <w:szCs w:val="28"/>
+        </w:rPr>
+      </w:pPr>
+      <w:r>
+        <w:rPr>
+          <w:color w:val="ff0000"/>
+          <w:sz w:val="28"/>
+          <w:szCs w:val="28"/>
+          <w:rtl w:val="0"/>
+        </w:rPr>
+        <w:t xml:space="preserve">ACTIVITY DIAGRAM:</w:t>
+      </w:r>
+    </w:p>
+    <w:p>
+      <w:pPr>
+        <w:rPr/>
+      </w:pPr>
+      <w:r>
+        <w:rPr>
+          <w:rtl w:val="0"/>
+        </w:rPr>
+        <w:t xml:space="preserve">DANH SÁCH HÓA ĐƠN:</w:t>
+      </w:r>
+    </w:p>
+    <w:p>
+      <w:pPr>
+        <w:rPr/>
+      </w:pPr>
+      <w:r>
+        <w:rPr/>
+        <w:drawing>
+          <wp:inline distB="114300" distT="114300" distL="114300" distR="114300">
+            <wp:extent cx="5731200" cy="3340100"/>
+            <wp:effectExtent b="0" l="0" r="0" t="0"/>
+            <wp:docPr id="2" name="image4.png"/>
+            <a:graphic>
+              <a:graphicData uri="http://schemas.openxmlformats.org/drawingml/2006/picture">
+                <pic:pic>
+                  <pic:nvPicPr>
+                    <pic:cNvPr id="0" name="image4.png"/>
+                    <pic:cNvPicPr preferRelativeResize="0"/>
+                  </pic:nvPicPr>
+                  <pic:blipFill>
+                    <a:blip r:embed="rId7"/>
+                    <a:srcRect b="0" l="0" r="0" t="0"/>
+                    <a:stretch>
+                      <a:fillRect/>
+                    </a:stretch>
+                  </pic:blipFill>
+                  <pic:spPr>
+                    <a:xfrm>
+                      <a:off x="0" y="0"/>
+                      <a:ext cx="5731200" cy="3340100"/>
+                    </a:xfrm>
+                    <a:prstGeom prst="rect"/>
+                    <a:ln/>
+                  </pic:spPr>
+                </pic:pic>
+              </a:graphicData>
+            </a:graphic>
+          </wp:inline>
+        </w:drawing>
+      </w:r>
+      <w:r>
+        <w:rPr>
+          <w:rtl w:val="0"/>
+        </w:rPr>
+      </w:r>
+    </w:p>
+    <w:p>
+      <w:pPr>
+        <w:rPr/>
+      </w:pPr>
+      <w:r>
+        <w:rPr>
+          <w:rtl w:val="0"/>
+        </w:rPr>
+        <w:t xml:space="preserve">CHI TIẾT HÓA ĐƠN:</w:t>
+      </w:r>
+    </w:p>
+    <w:p>
+      <w:pPr>
+        <w:rPr/>
+      </w:pPr>
+      <w:r>
+        <w:rPr/>
+        <w:drawing>
+          <wp:inline distB="114300" distT="114300" distL="114300" distR="114300">
+            <wp:extent cx="5731200" cy="3657600"/>
+            <wp:effectExtent b="0" l="0" r="0" t="0"/>
+            <wp:docPr id="1" name="image11.png"/>
+            <a:graphic>
+              <a:graphicData uri="http://schemas.openxmlformats.org/drawingml/2006/picture">
+                <pic:pic>
+                  <pic:nvPicPr>
+                    <pic:cNvPr id="0" name="image11.png"/>
+                    <pic:cNvPicPr preferRelativeResize="0"/>
+                  </pic:nvPicPr>
+                  <pic:blipFill>
+                    <a:blip r:embed="rId8"/>
+                    <a:srcRect b="0" l="0" r="0" t="0"/>
+                    <a:stretch>
+                      <a:fillRect/>
+                    </a:stretch>
+                  </pic:blipFill>
+                  <pic:spPr>
+                    <a:xfrm>
+                      <a:off x="0" y="0"/>
+                      <a:ext cx="5731200" cy="3657600"/>
+                    </a:xfrm>
+                    <a:prstGeom prst="rect"/>
+                    <a:ln/>
+                  </pic:spPr>
+                </pic:pic>
+              </a:graphicData>
+            </a:graphic>
+          </wp:inline>
+        </w:drawing>
+      </w:r>
+      <w:r>
+        <w:rPr>
+          <w:rtl w:val="0"/>
+        </w:rPr>
+      </w:r>
+    </w:p>
+    <w:p>
+      <w:pPr>
+        <w:rPr/>
+      </w:pPr>
+      <w:r>
+        <w:rPr>
+          <w:rtl w:val="0"/>
+        </w:rPr>
+        <w:t xml:space="preserve">TÌM KIẾM HÓA ĐƠN:</w:t>
+      </w:r>
+    </w:p>
+    <w:p>
+      <w:pPr>
+        <w:rPr/>
+      </w:pPr>
+      <w:r>
+        <w:rPr/>
+        <w:drawing>
+          <wp:inline distB="114300" distT="114300" distL="114300" distR="114300">
+            <wp:extent cx="5731200" cy="3759200"/>
+            <wp:effectExtent b="0" l="0" r="0" t="0"/>
+            <wp:docPr id="6" name="image1.png"/>
+            <a:graphic>
+              <a:graphicData uri="http://schemas.openxmlformats.org/drawingml/2006/picture">
+                <pic:pic>
+                  <pic:nvPicPr>
+                    <pic:cNvPr id="0" name="image1.png"/>
+                    <pic:cNvPicPr preferRelativeResize="0"/>
+                  </pic:nvPicPr>
+                  <pic:blipFill>
+                    <a:blip r:embed="rId9"/>
+                    <a:srcRect b="0" l="0" r="0" t="0"/>
+                    <a:stretch>
+                      <a:fillRect/>
+                    </a:stretch>
+                  </pic:blipFill>
+                  <pic:spPr>
+                    <a:xfrm>
+                      <a:off x="0" y="0"/>
+                      <a:ext cx="5731200" cy="3759200"/>
+                    </a:xfrm>
+                    <a:prstGeom prst="rect"/>
+                    <a:ln/>
+                  </pic:spPr>
+                </pic:pic>
+              </a:graphicData>
+            </a:graphic>
+          </wp:inline>
+        </w:drawing>
+      </w:r>
+      <w:r>
+        <w:rPr>
+          <w:rtl w:val="0"/>
+        </w:rPr>
+      </w:r>
+    </w:p>
+    <w:p>
+      <w:pPr>
+        <w:rPr/>
+      </w:pPr>
+      <w:r>
+        <w:rPr>
+          <w:rtl w:val="0"/>
+        </w:rPr>
+        <w:t xml:space="preserve">CẬP NHẬT TRẠNG THÁI HÓA ĐƠN:</w:t>
+      </w:r>
+    </w:p>
+    <w:p>
+      <w:pPr>
+        <w:rPr/>
+      </w:pPr>
+      <w:r>
+        <w:rPr/>
+        <w:drawing>
+          <wp:inline distB="114300" distT="114300" distL="114300" distR="114300">
+            <wp:extent cx="5731200" cy="3619500"/>
+            <wp:effectExtent b="0" l="0" r="0" t="0"/>
+            <wp:docPr id="8" name="image12.png"/>
+            <a:graphic>
+              <a:graphicData uri="http://schemas.openxmlformats.org/drawingml/2006/picture">
+                <pic:pic>
+                  <pic:nvPicPr>
+                    <pic:cNvPr id="0" name="image12.png"/>
+                    <pic:cNvPicPr preferRelativeResize="0"/>
+                  </pic:nvPicPr>
+                  <pic:blipFill>
+                    <a:blip r:embed="rId10"/>
+                    <a:srcRect b="0" l="0" r="0" t="0"/>
+                    <a:stretch>
+                      <a:fillRect/>
+                    </a:stretch>
+                  </pic:blipFill>
+                  <pic:spPr>
+                    <a:xfrm>
+                      <a:off x="0" y="0"/>
+                      <a:ext cx="5731200" cy="3619500"/>
+                    </a:xfrm>
+                    <a:prstGeom prst="rect"/>
+                    <a:ln/>
+                  </pic:spPr>
+                </pic:pic>
+              </a:graphicData>
+            </a:graphic>
+          </wp:inline>
+        </w:drawing>
+      </w:r>
+      <w:r>
+        <w:rPr>
+          <w:rtl w:val="0"/>
+        </w:rPr>
+      </w:r>
+    </w:p>
+    <w:p>
+      <w:pPr>
+        <w:rPr/>
+      </w:pPr>
+      <w:r>
+        <w:rPr>
+          <w:rtl w:val="0"/>
+        </w:rPr>
+        <w:t xml:space="preserve">HỦY HÓA ĐƠN:</w:t>
+      </w:r>
+    </w:p>
+    <w:p>
+      <w:pPr>
+        <w:rPr/>
+      </w:pPr>
+      <w:r>
+        <w:rPr/>
+        <w:drawing>
+          <wp:inline distB="114300" distT="114300" distL="114300" distR="114300">
+            <wp:extent cx="5731200" cy="4318000"/>
+            <wp:effectExtent b="0" l="0" r="0" t="0"/>
+            <wp:docPr id="12" name="image10.png"/>
+            <a:graphic>
+              <a:graphicData uri="http://schemas.openxmlformats.org/drawingml/2006/picture">
+                <pic:pic>
+                  <pic:nvPicPr>
+                    <pic:cNvPr id="0" name="image10.png"/>
+                    <pic:cNvPicPr preferRelativeResize="0"/>
+                  </pic:nvPicPr>
+                  <pic:blipFill>
+                    <a:blip r:embed="rId11"/>
+                    <a:srcRect b="0" l="0" r="0" t="0"/>
+                    <a:stretch>
+                      <a:fillRect/>
+                    </a:stretch>
+                  </pic:blipFill>
+                  <pic:spPr>
+                    <a:xfrm>
+                      <a:off x="0" y="0"/>
+                      <a:ext cx="5731200" cy="4318000"/>
+                    </a:xfrm>
+                    <a:prstGeom prst="rect"/>
+                    <a:ln/>
+                  </pic:spPr>
+                </pic:pic>
+              </a:graphicData>
+            </a:graphic>
+          </wp:inline>
+        </w:drawing>
+      </w:r>
+      <w:r>
+        <w:rPr>
+          <w:rtl w:val="0"/>
+        </w:rPr>
+      </w:r>
+    </w:p>
+    <w:p>
+      <w:pPr>
+        <w:rPr/>
+      </w:pPr>
+      <w:r>
+        <w:rPr>
+          <w:rtl w:val="0"/>
+        </w:rPr>
+        <w:t xml:space="preserve">XUẤT HÓA ĐƠN:</w:t>
+      </w:r>
+    </w:p>
+    <w:p>
+      <w:pPr>
+        <w:rPr/>
+      </w:pPr>
+      <w:r>
+        <w:rPr/>
+        <w:drawing>
+          <wp:inline distB="114300" distT="114300" distL="114300" distR="114300">
+            <wp:extent cx="5731200" cy="4597400"/>
+            <wp:effectExtent b="0" l="0" r="0" t="0"/>
+            <wp:docPr id="9" name="image5.png"/>
+            <a:graphic>
+              <a:graphicData uri="http://schemas.openxmlformats.org/drawingml/2006/picture">
+                <pic:pic>
+                  <pic:nvPicPr>
+                    <pic:cNvPr id="0" name="image5.png"/>
+                    <pic:cNvPicPr preferRelativeResize="0"/>
+                  </pic:nvPicPr>
+                  <pic:blipFill>
+                    <a:blip r:embed="rId12"/>
+                    <a:srcRect b="0" l="0" r="0" t="0"/>
+                    <a:stretch>
+                      <a:fillRect/>
+                    </a:stretch>
+                  </pic:blipFill>
+                  <pic:spPr>
+                    <a:xfrm>
+                      <a:off x="0" y="0"/>
+                      <a:ext cx="5731200" cy="4597400"/>
+                    </a:xfrm>
+                    <a:prstGeom prst="rect"/>
+                    <a:ln/>
+                  </pic:spPr>
+                </pic:pic>
+              </a:graphicData>
+            </a:graphic>
+          </wp:inline>
+        </w:drawing>
+      </w:r>
+      <w:r>
+        <w:rPr>
+          <w:rtl w:val="0"/>
+        </w:rPr>
+      </w:r>
+    </w:p>
+    <w:p>
+      <w:pPr>
+        <w:rPr/>
+      </w:pPr>
+      <w:r>
+        <w:rPr>
+          <w:rtl w:val="0"/>
+        </w:rPr>
+      </w:r>
+    </w:p>
+    <w:p>
+      <w:pPr>
+        <w:rPr/>
+      </w:pPr>
+      <w:r>
+        <w:rPr>
+          <w:rtl w:val="0"/>
+        </w:rPr>
+      </w:r>
+    </w:p>
+    <w:p>
+      <w:pPr>
+        <w:rPr>
+          <w:color w:val="ff0000"/>
+          <w:sz w:val="28"/>
+          <w:szCs w:val="28"/>
+        </w:rPr>
+      </w:pPr>
+      <w:r>
+        <w:rPr>
+          <w:color w:val="ff0000"/>
+          <w:sz w:val="28"/>
+          <w:szCs w:val="28"/>
+          <w:rtl w:val="0"/>
+        </w:rPr>
+        <w:t xml:space="preserve">SEQUENCE DIAGRAM</w:t>
+      </w:r>
+    </w:p>
+    <w:p>
+      <w:pPr>
+        <w:rPr/>
+      </w:pPr>
+      <w:r>
+        <w:rPr>
+          <w:rtl w:val="0"/>
+        </w:rPr>
+        <w:t xml:space="preserve"> XEM DANH SÁCH HÓA ĐƠN:</w:t>
+      </w:r>
+    </w:p>
+    <w:p>
+      <w:pPr>
+        <w:rPr/>
+      </w:pPr>
+      <w:r>
+        <w:rPr/>
+        <w:drawing>
+          <wp:inline distB="114300" distT="114300" distL="114300" distR="114300">
+            <wp:extent cx="5731200" cy="4533900"/>
+            <wp:effectExtent b="0" l="0" r="0" t="0"/>
+            <wp:docPr id="4" name="image3.png"/>
+            <a:graphic>
+              <a:graphicData uri="http://schemas.openxmlformats.org/drawingml/2006/picture">
+                <pic:pic>
+                  <pic:nvPicPr>
+                    <pic:cNvPr id="0" name="image3.png"/>
+                    <pic:cNvPicPr preferRelativeResize="0"/>
+                  </pic:nvPicPr>
+                  <pic:blipFill>
+                    <a:blip r:embed="rId13"/>
+                    <a:srcRect b="0" l="0" r="0" t="0"/>
+                    <a:stretch>
+                      <a:fillRect/>
+                    </a:stretch>
+                  </pic:blipFill>
+                  <pic:spPr>
+                    <a:xfrm>
+                      <a:off x="0" y="0"/>
+                      <a:ext cx="5731200" cy="4533900"/>
+                    </a:xfrm>
+                    <a:prstGeom prst="rect"/>
+                    <a:ln/>
+                  </pic:spPr>
+                </pic:pic>
+              </a:graphicData>
+            </a:graphic>
+          </wp:inline>
+        </w:drawing>
+      </w:r>
+      <w:r>
+        <w:rPr>
+          <w:rtl w:val="0"/>
+        </w:rPr>
+      </w:r>
+    </w:p>
+    <w:p>
+      <w:pPr>
+        <w:rPr/>
+      </w:pPr>
+      <w:r>
+        <w:rPr>
+          <w:rtl w:val="0"/>
+        </w:rPr>
+        <w:t xml:space="preserve">XEM CHI TIẾT HÓA ĐƠN:</w:t>
+      </w:r>
+    </w:p>
+    <w:p>
+      <w:pPr>
+        <w:rPr/>
+      </w:pPr>
+      <w:r>
+        <w:rPr/>
+        <w:drawing>
+          <wp:inline distB="114300" distT="114300" distL="114300" distR="114300">
+            <wp:extent cx="5731200" cy="4749800"/>
+            <wp:effectExtent b="0" l="0" r="0" t="0"/>
+            <wp:docPr id="13" name="image6.png"/>
+            <a:graphic>
+              <a:graphicData uri="http://schemas.openxmlformats.org/drawingml/2006/picture">
+                <pic:pic>
+                  <pic:nvPicPr>
+                    <pic:cNvPr id="0" name="image6.png"/>
+                    <pic:cNvPicPr preferRelativeResize="0"/>
+                  </pic:nvPicPr>
+                  <pic:blipFill>
+                    <a:blip r:embed="rId14"/>
+                    <a:srcRect b="0" l="0" r="0" t="0"/>
+                    <a:stretch>
+                      <a:fillRect/>
+                    </a:stretch>
+                  </pic:blipFill>
+                  <pic:spPr>
+                    <a:xfrm>
+                      <a:off x="0" y="0"/>
+                      <a:ext cx="5731200" cy="4749800"/>
+                    </a:xfrm>
+                    <a:prstGeom prst="rect"/>
+                    <a:ln/>
+                  </pic:spPr>
+                </pic:pic>
+              </a:graphicData>
+            </a:graphic>
+          </wp:inline>
+        </w:drawing>
+      </w:r>
+      <w:r>
+        <w:rPr>
+          <w:rtl w:val="0"/>
+        </w:rPr>
+      </w:r>
+    </w:p>
+    <w:p>
+      <w:pPr>
+        <w:rPr/>
+      </w:pPr>
+      <w:r>
+        <w:rPr>
+          <w:rtl w:val="0"/>
+        </w:rPr>
+        <w:t xml:space="preserve">TÌM KIẾM HÓA ĐƠN:</w:t>
+      </w:r>
+    </w:p>
+    <w:p>
+      <w:pPr>
+        <w:rPr/>
+      </w:pPr>
+      <w:r>
+        <w:rPr/>
+        <w:drawing>
+          <wp:inline distB="114300" distT="114300" distL="114300" distR="114300">
+            <wp:extent cx="5731200" cy="4673600"/>
+            <wp:effectExtent b="0" l="0" r="0" t="0"/>
+            <wp:docPr id="10" name="image7.png"/>
+            <a:graphic>
+              <a:graphicData uri="http://schemas.openxmlformats.org/drawingml/2006/picture">
+                <pic:pic>
+                  <pic:nvPicPr>
+                    <pic:cNvPr id="0" name="image7.png"/>
+                    <pic:cNvPicPr preferRelativeResize="0"/>
+                  </pic:nvPicPr>
+                  <pic:blipFill>
+                    <a:blip r:embed="rId15"/>
+                    <a:srcRect b="0" l="0" r="0" t="0"/>
+                    <a:stretch>
+                      <a:fillRect/>
+                    </a:stretch>
+                  </pic:blipFill>
+                  <pic:spPr>
+                    <a:xfrm>
+                      <a:off x="0" y="0"/>
+                      <a:ext cx="5731200" cy="4673600"/>
+                    </a:xfrm>
+                    <a:prstGeom prst="rect"/>
+                    <a:ln/>
+                  </pic:spPr>
+                </pic:pic>
+              </a:graphicData>
+            </a:graphic>
+          </wp:inline>
+        </w:drawing>
+      </w:r>
+      <w:r>
+        <w:rPr>
+          <w:rtl w:val="0"/>
+        </w:rPr>
+      </w:r>
+    </w:p>
+    <w:p>
+      <w:pPr>
+        <w:rPr/>
+      </w:pPr>
+      <w:r>
+        <w:rPr>
+          <w:rtl w:val="0"/>
+        </w:rPr>
+        <w:t xml:space="preserve">CẬP NHẬT TRẠNG THÁI HÓA ĐƠN:</w:t>
+      </w:r>
+    </w:p>
+    <w:p>
+      <w:pPr>
+        <w:rPr/>
+      </w:pPr>
+      <w:r>
+        <w:rPr/>
+        <w:drawing>
+          <wp:inline distB="114300" distT="114300" distL="114300" distR="114300">
+            <wp:extent cx="5731200" cy="4191000"/>
+            <wp:effectExtent b="0" l="0" r="0" t="0"/>
+            <wp:docPr id="3" name="image2.png"/>
+            <a:graphic>
+              <a:graphicData uri="http://schemas.openxmlformats.org/drawingml/2006/picture">
+                <pic:pic>
+                  <pic:nvPicPr>
+                    <pic:cNvPr id="0" name="image2.png"/>
+                    <pic:cNvPicPr preferRelativeResize="0"/>
+                  </pic:nvPicPr>
+                  <pic:blipFill>
+                    <a:blip r:embed="rId16"/>
+                    <a:srcRect b="0" l="0" r="0" t="0"/>
+                    <a:stretch>
+                      <a:fillRect/>
+                    </a:stretch>
+                  </pic:blipFill>
+                  <pic:spPr>
+                    <a:xfrm>
+                      <a:off x="0" y="0"/>
+                      <a:ext cx="5731200" cy="4191000"/>
+                    </a:xfrm>
+                    <a:prstGeom prst="rect"/>
+                    <a:ln/>
+                  </pic:spPr>
+                </pic:pic>
+              </a:graphicData>
+            </a:graphic>
+          </wp:inline>
+        </w:drawing>
+      </w:r>
+      <w:r>
+        <w:rPr>
+          <w:rtl w:val="0"/>
+        </w:rPr>
+      </w:r>
+    </w:p>
+    <w:p>
+      <w:pPr>
+        <w:rPr/>
+      </w:pPr>
+      <w:r>
+        <w:rPr>
+          <w:rtl w:val="0"/>
+        </w:rPr>
+        <w:t xml:space="preserve">HỦY HÓA ĐƠN:</w:t>
+      </w:r>
+      <w:r>
+        <w:rPr/>
+        <w:drawing>
+          <wp:inline distB="114300" distT="114300" distL="114300" distR="114300">
+            <wp:extent cx="5731200" cy="4203700"/>
+            <wp:effectExtent b="0" l="0" r="0" t="0"/>
+            <wp:docPr id="7" name="image13.png"/>
+            <a:graphic>
+              <a:graphicData uri="http://schemas.openxmlformats.org/drawingml/2006/picture">
+                <pic:pic>
+                  <pic:nvPicPr>
+                    <pic:cNvPr id="0" name="image13.png"/>
+                    <pic:cNvPicPr preferRelativeResize="0"/>
+                  </pic:nvPicPr>
+                  <pic:blipFill>
+                    <a:blip r:embed="rId17"/>
+                    <a:srcRect b="0" l="0" r="0" t="0"/>
+                    <a:stretch>
+                      <a:fillRect/>
+                    </a:stretch>
+                  </pic:blipFill>
+                  <pic:spPr>
+                    <a:xfrm>
+                      <a:off x="0" y="0"/>
+                      <a:ext cx="5731200" cy="4203700"/>
+                    </a:xfrm>
+                    <a:prstGeom prst="rect"/>
+                    <a:ln/>
+                  </pic:spPr>
+                </pic:pic>
+              </a:graphicData>
+            </a:graphic>
+          </wp:inline>
+        </w:drawing>
+      </w:r>
+      <w:r>
+        <w:rPr>
+          <w:rtl w:val="0"/>
+        </w:rPr>
+      </w:r>
+    </w:p>
+    <w:p>
+      <w:pPr>
+        <w:rPr/>
+      </w:pPr>
+      <w:r>
+        <w:rPr>
+          <w:rtl w:val="0"/>
+        </w:rPr>
+        <w:t xml:space="preserve">XUẤT HÓA ĐƠN:</w:t>
+      </w:r>
+    </w:p>
+    <w:p>
+      <w:pPr>
+        <w:rPr/>
+      </w:pPr>
+      <w:r>
+        <w:rPr/>
+        <w:drawing>
+          <wp:inline distB="114300" distT="114300" distL="114300" distR="114300">
+            <wp:extent cx="5731200" cy="4343400"/>
+            <wp:effectExtent b="0" l="0" r="0" t="0"/>
+            <wp:docPr id="5" name="image9.png"/>
+            <a:graphic>
+              <a:graphicData uri="http://schemas.openxmlformats.org/drawingml/2006/picture">
+                <pic:pic>
+                  <pic:nvPicPr>
+                    <pic:cNvPr id="0" name="image9.png"/>
+                    <pic:cNvPicPr preferRelativeResize="0"/>
+                  </pic:nvPicPr>
+                  <pic:blipFill>
+                    <a:blip r:embed="rId18"/>
+                    <a:srcRect b="0" l="0" r="0" t="0"/>
+                    <a:stretch>
+                      <a:fillRect/>
+                    </a:stretch>
+                  </pic:blipFill>
+                  <pic:spPr>
+                    <a:xfrm>
+                      <a:off x="0" y="0"/>
+                      <a:ext cx="5731200" cy="4343400"/>
                     </a:xfrm>
                     <a:prstGeom prst="rect"/>
                     <a:ln/>
